--- a/Tố cáo/21-TC_CauHinh.docx
+++ b/Tố cáo/21-TC_CauHinh.docx
@@ -1,434 +1,115 @@
 
 <file path=word/document.xml><?xml version="1.0" encoding="utf-8"?>
-<w:document xmlns:wpc="http://schemas.microsoft.com/office/word/2010/wordprocessingCanvas" xmlns:cx="http://schemas.microsoft.com/office/drawing/2014/chartex" xmlns:cx1="http://schemas.microsoft.com/office/drawing/2015/9/8/chartex" xmlns:cx2="http://schemas.microsoft.com/office/drawing/2015/10/21/chartex" xmlns:cx3="http://schemas.microsoft.com/office/drawing/2016/5/9/chartex" xmlns:cx4="http://schemas.microsoft.com/office/drawing/2016/5/10/chartex" xmlns:cx5="http://schemas.microsoft.com/office/drawing/2016/5/11/chartex" xmlns:cx6="http://schemas.microsoft.com/office/drawing/2016/5/12/chartex" xmlns:cx7="http://schemas.microsoft.com/office/drawing/2016/5/13/chartex" xmlns:cx8="http://schemas.microsoft.com/office/drawing/2016/5/14/chartex" xmlns:mc="http://schemas.openxmlformats.org/markup-compatibility/2006" xmlns:aink="http://schemas.microsoft.com/office/drawing/2016/ink" xmlns:am3d="http://schemas.microsoft.com/office/drawing/2017/model3d" xmlns:o="urn:schemas-microsoft-com:office:office" xmlns:oel="http://schemas.microsoft.com/office/2019/extlst" xmlns:r="http://schemas.openxmlformats.org/officeDocument/2006/relationships" xmlns:m="http://schemas.openxmlformats.org/officeDocument/2006/math" xmlns:v="urn:schemas-microsoft-com:vml" xmlns:wp14="http://schemas.microsoft.com/office/word/2010/wordprocessingDrawing" xmlns:wp="http://schemas.openxmlformats.org/drawingml/2006/wordprocessingDrawing" xmlns:w10="urn:schemas-microsoft-com:office:word" xmlns:w="http://schemas.openxmlformats.org/wordprocessingml/2006/main" xmlns:w14="http://schemas.microsoft.com/office/word/2010/wordml" xmlns:w15="http://schemas.microsoft.com/office/word/2012/wordml" xmlns:w16cex="http://schemas.microsoft.com/office/word/2018/wordml/cex" xmlns:w16cid="http://schemas.microsoft.com/office/word/2016/wordml/cid" xmlns:w16="http://schemas.microsoft.com/office/word/2018/wordml" xmlns:w16sdtdh="http://schemas.microsoft.com/office/word/2020/wordml/sdtdatahash" xmlns:w16se="http://schemas.microsoft.com/office/word/2015/wordml/symex" xmlns:wpg="http://schemas.microsoft.com/office/word/2010/wordprocessingGroup" xmlns:wpi="http://schemas.microsoft.com/office/word/2010/wordprocessingInk" xmlns:wne="http://schemas.microsoft.com/office/word/2006/wordml" xmlns:wps="http://schemas.microsoft.com/office/word/2010/wordprocessingShape" mc:Ignorable="w14 w15 w16se w16cid w16 w16cex w16sdtdh wp14">
+<w:document xmlns:wpc="http://schemas.microsoft.com/office/word/2010/wordprocessingCanvas" xmlns:cx="http://schemas.microsoft.com/office/drawing/2014/chartex" xmlns:mc="http://schemas.openxmlformats.org/markup-compatibility/2006" xmlns:o="urn:schemas-microsoft-com:office:office" xmlns:r="http://schemas.openxmlformats.org/officeDocument/2006/relationships" xmlns:m="http://schemas.openxmlformats.org/officeDocument/2006/math" xmlns:v="urn:schemas-microsoft-com:vml" xmlns:wp14="http://schemas.microsoft.com/office/word/2010/wordprocessingDrawing" xmlns:wp="http://schemas.openxmlformats.org/drawingml/2006/wordprocessingDrawing" xmlns:w10="urn:schemas-microsoft-com:office:word" xmlns:w="http://schemas.openxmlformats.org/wordprocessingml/2006/main" xmlns:w14="http://schemas.microsoft.com/office/word/2010/wordml" xmlns:w15="http://schemas.microsoft.com/office/word/2012/wordml" xmlns:w16se="http://schemas.microsoft.com/office/word/2015/wordml/symex" xmlns:wpg="http://schemas.microsoft.com/office/word/2010/wordprocessingGroup" xmlns:wpi="http://schemas.microsoft.com/office/word/2010/wordprocessingInk" xmlns:wne="http://schemas.microsoft.com/office/word/2006/wordml" xmlns:wps="http://schemas.microsoft.com/office/word/2010/wordprocessingShape" mc:Ignorable="w14 w15 w16se wp14">
   <w:body>
     <w:p>
       <w:pPr>
-        <w:spacing w:before="240" w:line="276" w:lineRule="auto"/>
         <w:jc w:val="center"/>
         <w:rPr>
           <w:b/>
-          <w:color w:val="000000"/>
-          <w:sz w:val="26"/>
-          <w:szCs w:val="26"/>
         </w:rPr>
       </w:pPr>
       <w:r>
         <w:rPr>
           <w:b/>
-          <w:color w:val="000000"/>
-          <w:sz w:val="26"/>
-          <w:szCs w:val="26"/>
         </w:rPr>
         <w:t>BÁO CÁO</w:t>
       </w:r>
     </w:p>
     <w:p>
       <w:pPr>
-        <w:spacing w:line="276" w:lineRule="auto"/>
         <w:jc w:val="center"/>
         <w:rPr>
-          <w:color w:val="000000"/>
-          <w:sz w:val="2"/>
+          <w:b/>
         </w:rPr>
       </w:pPr>
       <w:r>
         <w:rPr>
           <w:b/>
-          <w:color w:val="000000"/>
-          <w:lang w:val="vi-VN"/>
         </w:rPr>
-        <w:t>K</w:t>
-      </w:r>
-      <w:r>
+        <w:t>Kết quả xác minh nội dung tố cáo</w:t>
+      </w:r>
+    </w:p>
+    <w:p>
+      <w:pPr>
+        <w:jc w:val="center"/>
         <w:rPr>
           <w:b/>
-          <w:color w:val="000000"/>
         </w:rPr>
-        <w:t xml:space="preserve">ết quả xác minh nội dung tố cáo </w:t>
-      </w:r>
-      <w:r>
-        <w:rPr>
-          <w:color w:val="000000"/>
-        </w:rPr>
-        <w:t xml:space="preserve">      </w:t>
-      </w:r>
-    </w:p>
-    <w:p>
-      <w:pPr>
-        <w:tabs>
-          <w:tab w:val="right" w:leader="dot" w:pos="8460"/>
-        </w:tabs>
-        <w:spacing w:before="120" w:line="276" w:lineRule="auto"/>
+      </w:pPr>
+    </w:p>
+    <w:p>
+      <w:pPr>
         <w:ind w:firstLine="720"/>
-        <w:rPr>
-          <w:color w:val="000000"/>
-        </w:rPr>
-      </w:pPr>
-      <w:r>
-        <w:rPr>
-          <w:noProof/>
-          <w:color w:val="000000"/>
-        </w:rPr>
-        <mc:AlternateContent>
-          <mc:Choice Requires="wps">
-            <w:drawing>
-              <wp:anchor distT="4294967295" distB="4294967295" distL="114300" distR="114300" simplePos="0" relativeHeight="251659264" behindDoc="0" locked="0" layoutInCell="1" allowOverlap="1" wp14:anchorId="4F10CA47" wp14:editId="522CDF68">
-                <wp:simplePos x="0" y="0"/>
-                <wp:positionH relativeFrom="column">
-                  <wp:posOffset>2450465</wp:posOffset>
-                </wp:positionH>
-                <wp:positionV relativeFrom="paragraph">
-                  <wp:posOffset>27304</wp:posOffset>
-                </wp:positionV>
-                <wp:extent cx="866775" cy="0"/>
-                <wp:effectExtent l="0" t="0" r="28575" b="19050"/>
-                <wp:wrapNone/>
-                <wp:docPr id="10" name="Straight Connector 10"/>
-                <wp:cNvGraphicFramePr>
-                  <a:graphicFrameLocks xmlns:a="http://schemas.openxmlformats.org/drawingml/2006/main"/>
-                </wp:cNvGraphicFramePr>
-                <a:graphic xmlns:a="http://schemas.openxmlformats.org/drawingml/2006/main">
-                  <a:graphicData uri="http://schemas.microsoft.com/office/word/2010/wordprocessingShape">
-                    <wps:wsp>
-                      <wps:cNvCnPr>
-                        <a:cxnSpLocks noChangeShapeType="1"/>
-                      </wps:cNvCnPr>
-                      <wps:spPr bwMode="auto">
-                        <a:xfrm>
-                          <a:off x="0" y="0"/>
-                          <a:ext cx="866775" cy="0"/>
-                        </a:xfrm>
-                        <a:prstGeom prst="line">
-                          <a:avLst/>
-                        </a:prstGeom>
-                        <a:noFill/>
-                        <a:ln w="9525">
-                          <a:solidFill>
-                            <a:srgbClr val="000000"/>
-                          </a:solidFill>
-                          <a:round/>
-                          <a:headEnd/>
-                          <a:tailEnd/>
-                        </a:ln>
-                        <a:extLst>
-                          <a:ext uri="{909E8E84-426E-40DD-AFC4-6F175D3DCCD1}">
-                            <a14:hiddenFill xmlns:a14="http://schemas.microsoft.com/office/drawing/2010/main">
-                              <a:noFill/>
-                            </a14:hiddenFill>
-                          </a:ext>
-                        </a:extLst>
-                      </wps:spPr>
-                      <wps:bodyPr/>
-                    </wps:wsp>
-                  </a:graphicData>
-                </a:graphic>
-                <wp14:sizeRelH relativeFrom="page">
-                  <wp14:pctWidth>0</wp14:pctWidth>
-                </wp14:sizeRelH>
-                <wp14:sizeRelV relativeFrom="page">
-                  <wp14:pctHeight>0</wp14:pctHeight>
-                </wp14:sizeRelV>
-              </wp:anchor>
-            </w:drawing>
-          </mc:Choice>
-          <mc:Fallback>
-            <w:pict>
-              <v:line w14:anchorId="3E67CE4A" id="Straight Connector 10" o:spid="_x0000_s1026" style="position:absolute;z-index:251659264;visibility:visible;mso-wrap-style:square;mso-width-percent:0;mso-height-percent:0;mso-wrap-distance-left:9pt;mso-wrap-distance-top:-3e-5mm;mso-wrap-distance-right:9pt;mso-wrap-distance-bottom:-3e-5mm;mso-position-horizontal:absolute;mso-position-horizontal-relative:text;mso-position-vertical:absolute;mso-position-vertical-relative:text;mso-width-percent:0;mso-height-percent:0;mso-width-relative:page;mso-height-relative:page" from="192.95pt,2.15pt" to="261.2pt,2.15pt" o:gfxdata="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"/>
-            </w:pict>
-          </mc:Fallback>
-        </mc:AlternateContent>
-      </w:r>
-      <w:r>
-        <w:rPr>
-          <w:color w:val="000000"/>
-        </w:rPr>
+      </w:pPr>
+      <w:r>
         <w:t xml:space="preserve">Thực hiện Quyết định số [[So]] ngày [[Ngay]] của [[Nguoi]] về việc thụ lý giải quyết tố cáo và giao nhiệm vụ xác minh nội dung tố cáo; </w:t>
       </w:r>
     </w:p>
     <w:p>
-      <w:pPr>
-        <w:tabs>
-          <w:tab w:val="right" w:leader="dot" w:pos="8460"/>
-        </w:tabs>
-        <w:spacing w:before="60" w:line="276" w:lineRule="auto"/>
+      <w:r>
+        <w:tab/>
+        <w:t xml:space="preserve">[[DVThucHien]] đã thành lập Đoàn/Tổ xác minh nội dung tố cáo đối với [[ToChuc]] về[[TTNDBaoCao]]. </w:t>
+      </w:r>
+    </w:p>
+    <w:p>
+      <w:pPr>
         <w:ind w:firstLine="720"/>
-        <w:rPr>
-          <w:color w:val="000000"/>
-        </w:rPr>
-      </w:pPr>
-      <w:r>
-        <w:rPr>
-          <w:color w:val="000000"/>
-        </w:rPr>
-        <w:tab/>
-        <w:t>[[</w:t>
-      </w:r>
-      <w:r>
-        <w:rPr>
-          <w:color w:val="000000"/>
-        </w:rPr>
-        <w:t>DVThucHien</w:t>
-      </w:r>
-      <w:r>
-        <w:rPr>
-          <w:color w:val="000000"/>
-        </w:rPr>
-        <w:t>]]</w:t>
-      </w:r>
-      <w:r>
-        <w:rPr>
-          <w:color w:val="000000"/>
-          <w:lang w:val="vi-VN"/>
-        </w:rPr>
-        <w:t xml:space="preserve"> đã thành lập Đoàn/Tổ xác minh nội dung tố cáo đối với</w:t>
-      </w:r>
-      <w:r>
-        <w:rPr>
-          <w:color w:val="000000"/>
-        </w:rPr>
-        <w:t xml:space="preserve"> [[ToChuc]]</w:t>
-      </w:r>
-      <w:r>
-        <w:rPr>
-          <w:color w:val="000000"/>
-          <w:lang w:val="vi-VN"/>
-        </w:rPr>
-        <w:t xml:space="preserve"> về</w:t>
-      </w:r>
-      <w:r>
-        <w:rPr>
-          <w:color w:val="000000"/>
-        </w:rPr>
-        <w:t>[[TTNDBaoCao]]</w:t>
-      </w:r>
-      <w:r>
-        <w:rPr>
-          <w:color w:val="000000"/>
-          <w:lang w:val="vi-VN"/>
-        </w:rPr>
-        <w:t>.</w:t>
-      </w:r>
-      <w:r>
-        <w:rPr>
-          <w:color w:val="000000"/>
-        </w:rPr>
-        <w:t xml:space="preserve"> </w:t>
-      </w:r>
-    </w:p>
-    <w:p>
-      <w:pPr>
-        <w:tabs>
-          <w:tab w:val="right" w:leader="dot" w:pos="8460"/>
-        </w:tabs>
-        <w:spacing w:before="60" w:line="276" w:lineRule="auto"/>
+      </w:pPr>
+      <w:r>
+        <w:t xml:space="preserve">Căn cứ Báo cáo của Đoàn/Tổ xác minh về kết quả xác minh nội dung tố cáo và các thông tin, tài liệu, bằng chứng có liên quan, [[DVThucHien]] báo cáo [[Nguoi]] như sau: </w:t>
+      </w:r>
+    </w:p>
+    <w:p>
+      <w:pPr>
         <w:ind w:firstLine="720"/>
-        <w:rPr>
-          <w:color w:val="000000"/>
-        </w:rPr>
-      </w:pPr>
-      <w:r>
-        <w:rPr>
-          <w:color w:val="000000"/>
-          <w:lang w:val="vi-VN"/>
-        </w:rPr>
-        <w:t>Căn cứ Báo cáo của Đoàn/Tổ xác minh về kết quả xác minh nội dung tố cáo và các thông tin, tài liệu, bằng chứng có liên quan,</w:t>
-      </w:r>
-      <w:r>
-        <w:rPr>
-          <w:color w:val="000000"/>
-        </w:rPr>
-        <w:t xml:space="preserve"> [[</w:t>
-      </w:r>
-      <w:r>
-        <w:rPr>
-          <w:color w:val="000000"/>
-        </w:rPr>
-        <w:t>DVThucHien</w:t>
-      </w:r>
-      <w:r>
-        <w:rPr>
-          <w:color w:val="000000"/>
-        </w:rPr>
-        <w:t>]]</w:t>
-      </w:r>
-      <w:r>
-        <w:rPr>
-          <w:color w:val="000000"/>
-        </w:rPr>
-        <w:t xml:space="preserve"> </w:t>
-      </w:r>
-      <w:r>
-        <w:rPr>
-          <w:color w:val="000000"/>
-          <w:lang w:val="vi-VN"/>
-        </w:rPr>
-        <w:t xml:space="preserve">báo cáo </w:t>
-      </w:r>
-      <w:r>
-        <w:rPr>
-          <w:color w:val="000000"/>
-        </w:rPr>
-        <w:t>[[</w:t>
-      </w:r>
-      <w:r>
-        <w:rPr>
-          <w:color w:val="000000"/>
-        </w:rPr>
-        <w:t>Nguoi</w:t>
-      </w:r>
-      <w:r>
-        <w:rPr>
-          <w:color w:val="000000"/>
-        </w:rPr>
-        <w:t>]]</w:t>
-      </w:r>
-      <w:r>
-        <w:rPr>
-          <w:color w:val="000000"/>
-        </w:rPr>
-        <w:t xml:space="preserve"> </w:t>
-      </w:r>
-      <w:r>
-        <w:rPr>
-          <w:color w:val="000000"/>
-          <w:lang w:val="vi-VN"/>
-        </w:rPr>
-        <w:t>như sau:</w:t>
-      </w:r>
-      <w:r>
-        <w:rPr>
-          <w:color w:val="000000"/>
-        </w:rPr>
-        <w:t xml:space="preserve"> </w:t>
-      </w:r>
-    </w:p>
-    <w:p>
-      <w:pPr>
-        <w:tabs>
-          <w:tab w:val="right" w:leader="dot" w:pos="8460"/>
-        </w:tabs>
-        <w:spacing w:before="60" w:line="276" w:lineRule="auto"/>
+      </w:pPr>
+      <w:r>
+        <w:t xml:space="preserve">1. Kết quả xác minh nội dung tố cáo: </w:t>
+      </w:r>
+    </w:p>
+    <w:p>
+      <w:r>
+        <w:t>[[BaoCao]]</w:t>
+      </w:r>
+    </w:p>
+    <w:p>
+      <w:pPr>
         <w:ind w:firstLine="720"/>
-        <w:rPr>
-          <w:color w:val="000000"/>
-        </w:rPr>
-      </w:pPr>
-      <w:r>
-        <w:rPr>
-          <w:color w:val="000000"/>
-        </w:rPr>
-        <w:t>1</w:t>
-      </w:r>
-      <w:r>
-        <w:rPr>
-          <w:color w:val="000000"/>
-          <w:lang w:val="vi-VN"/>
-        </w:rPr>
-        <w:t>. Kết quả xác minh nội dung tố cáo:</w:t>
-      </w:r>
-      <w:r>
-        <w:rPr>
-          <w:color w:val="000000"/>
-        </w:rPr>
-        <w:t xml:space="preserve"> [[BaoCao]].</w:t>
-      </w:r>
-      <w:r>
-        <w:rPr>
-          <w:color w:val="000000"/>
-          <w:lang w:val="vi-VN"/>
-        </w:rPr>
-        <w:t xml:space="preserve"> </w:t>
-      </w:r>
-      <w:r>
-        <w:rPr>
-          <w:color w:val="000000"/>
-        </w:rPr>
-        <w:t xml:space="preserve"> </w:t>
-      </w:r>
-    </w:p>
-    <w:p>
-      <w:pPr>
-        <w:tabs>
-          <w:tab w:val="right" w:leader="dot" w:pos="8460"/>
-        </w:tabs>
-        <w:spacing w:before="60" w:line="276" w:lineRule="auto"/>
+      </w:pPr>
+      <w:r>
+        <w:t xml:space="preserve">2. Kết luận nội dung xác minh: </w:t>
+      </w:r>
+    </w:p>
+    <w:p>
+      <w:r>
+        <w:t>[[KL]]</w:t>
+      </w:r>
+    </w:p>
+    <w:p>
+      <w:pPr>
         <w:ind w:firstLine="720"/>
-        <w:rPr>
-          <w:color w:val="000000"/>
-        </w:rPr>
-      </w:pPr>
-      <w:r>
-        <w:rPr>
-          <w:color w:val="000000"/>
-          <w:lang w:val="vi-VN"/>
-        </w:rPr>
-        <w:t>2. Kết luận nội dung xác minh:</w:t>
-      </w:r>
-      <w:r>
-        <w:rPr>
-          <w:color w:val="000000"/>
-        </w:rPr>
-        <w:t xml:space="preserve"> [[KL]].</w:t>
-      </w:r>
-    </w:p>
-    <w:p>
-      <w:pPr>
-        <w:tabs>
-          <w:tab w:val="right" w:leader="dot" w:pos="8460"/>
-        </w:tabs>
-        <w:spacing w:before="60" w:line="276" w:lineRule="auto"/>
+      </w:pPr>
+      <w:r>
+        <w:t>3. Kiến nghị:</w:t>
+      </w:r>
+    </w:p>
+    <w:p>
+      <w:r>
+        <w:t>[[KienNghi]]</w:t>
+      </w:r>
+    </w:p>
+    <w:p>
+      <w:pPr>
         <w:ind w:firstLine="720"/>
-        <w:rPr>
-          <w:color w:val="000000"/>
-          <w:vertAlign w:val="superscript"/>
-        </w:rPr>
-      </w:pPr>
-      <w:r>
-        <w:rPr>
-          <w:color w:val="000000"/>
-        </w:rPr>
-        <w:t>3. Kiến nghị: [[KienNghi]].</w:t>
-      </w:r>
-      <w:r>
-        <w:rPr>
-          <w:color w:val="000000"/>
-          <w:vertAlign w:val="superscript"/>
-        </w:rPr>
-        <w:t xml:space="preserve">  </w:t>
-      </w:r>
-    </w:p>
-    <w:p>
-      <w:pPr>
-        <w:tabs>
-          <w:tab w:val="right" w:leader="dot" w:pos="8460"/>
-        </w:tabs>
-        <w:spacing w:before="60" w:line="276" w:lineRule="auto"/>
-        <w:ind w:firstLine="720"/>
-        <w:rPr>
-          <w:color w:val="000000"/>
-          <w:vertAlign w:val="superscript"/>
-        </w:rPr>
-      </w:pPr>
-      <w:r>
-        <w:rPr>
-          <w:color w:val="000000"/>
-        </w:rPr>
-        <w:t>Trên đây là báo cáo kết quả xác minh nội dung tố cáo, đề nghị [[</w:t>
-      </w:r>
-      <w:r>
-        <w:rPr>
-          <w:color w:val="000000"/>
-        </w:rPr>
-        <w:t>Nguoi</w:t>
-      </w:r>
-      <w:r>
-        <w:rPr>
-          <w:color w:val="000000"/>
-        </w:rPr>
-        <w:t>]] xem xét, kết luận./.</w:t>
-      </w:r>
-    </w:p>
+      </w:pPr>
+      <w:bookmarkStart w:id="0" w:name="_GoBack"/>
+      <w:bookmarkEnd w:id="0"/>
+      <w:r>
+        <w:t>Trên đây là báo cáo kết quả xác minh nội dung tố cáo, đề nghị [[Nguoi]] xem xét, kết luận./.</w:t>
+      </w:r>
+    </w:p>
+    <w:p/>
     <w:sectPr>
       <w:pgSz w:w="11909" w:h="16834" w:code="9"/>
       <w:pgMar w:top="1440" w:right="1440" w:bottom="1440" w:left="1440" w:header="720" w:footer="720" w:gutter="0"/>
@@ -440,7 +121,7 @@
 </file>
 
 <file path=word/styles.xml><?xml version="1.0" encoding="utf-8"?>
-<w:styles xmlns:mc="http://schemas.openxmlformats.org/markup-compatibility/2006" xmlns:r="http://schemas.openxmlformats.org/officeDocument/2006/relationships" xmlns:w="http://schemas.openxmlformats.org/wordprocessingml/2006/main" xmlns:w14="http://schemas.microsoft.com/office/word/2010/wordml" xmlns:w15="http://schemas.microsoft.com/office/word/2012/wordml" xmlns:w16cex="http://schemas.microsoft.com/office/word/2018/wordml/cex" xmlns:w16cid="http://schemas.microsoft.com/office/word/2016/wordml/cid" xmlns:w16="http://schemas.microsoft.com/office/word/2018/wordml" xmlns:w16sdtdh="http://schemas.microsoft.com/office/word/2020/wordml/sdtdatahash" xmlns:w16se="http://schemas.microsoft.com/office/word/2015/wordml/symex" mc:Ignorable="w14 w15 w16se w16cid w16 w16cex w16sdtdh">
+<w:styles xmlns:mc="http://schemas.openxmlformats.org/markup-compatibility/2006" xmlns:r="http://schemas.openxmlformats.org/officeDocument/2006/relationships" xmlns:w="http://schemas.openxmlformats.org/wordprocessingml/2006/main" xmlns:w14="http://schemas.microsoft.com/office/word/2010/wordml" xmlns:w15="http://schemas.microsoft.com/office/word/2012/wordml" xmlns:w16se="http://schemas.microsoft.com/office/word/2015/wordml/symex" mc:Ignorable="w14 w15 w16se">
   <w:docDefaults>
     <w:rPrDefault>
       <w:rPr>
@@ -456,7 +137,7 @@
       </w:pPr>
     </w:pPrDefault>
   </w:docDefaults>
-  <w:latentStyles w:defLockedState="0" w:defUIPriority="99" w:defSemiHidden="0" w:defUnhideWhenUsed="0" w:defQFormat="0" w:count="376">
+  <w:latentStyles w:defLockedState="0" w:defUIPriority="99" w:defSemiHidden="0" w:defUnhideWhenUsed="0" w:defQFormat="0" w:count="371">
     <w:lsdException w:name="Normal" w:uiPriority="0" w:qFormat="1"/>
     <w:lsdException w:name="heading 1" w:uiPriority="9" w:qFormat="1"/>
     <w:lsdException w:name="heading 2" w:semiHidden="1" w:uiPriority="9" w:unhideWhenUsed="1" w:qFormat="1"/>
@@ -828,16 +509,11 @@
     <w:lsdException w:name="List Table 5 Dark Accent 6" w:uiPriority="50"/>
     <w:lsdException w:name="List Table 6 Colorful Accent 6" w:uiPriority="51"/>
     <w:lsdException w:name="List Table 7 Colorful Accent 6" w:uiPriority="52"/>
-    <w:lsdException w:name="Mention" w:semiHidden="1" w:unhideWhenUsed="1"/>
-    <w:lsdException w:name="Smart Hyperlink" w:semiHidden="1" w:unhideWhenUsed="1"/>
-    <w:lsdException w:name="Hashtag" w:semiHidden="1" w:unhideWhenUsed="1"/>
-    <w:lsdException w:name="Unresolved Mention" w:semiHidden="1" w:unhideWhenUsed="1"/>
-    <w:lsdException w:name="Smart Link" w:semiHidden="1" w:unhideWhenUsed="1"/>
   </w:latentStyles>
   <w:style w:type="paragraph" w:default="1" w:styleId="Normal">
     <w:name w:val="Normal"/>
     <w:qFormat/>
-    <w:rsid w:val="00FD74A6"/>
+    <w:rsid w:val="00D20453"/>
     <w:pPr>
       <w:spacing w:after="0" w:line="240" w:lineRule="auto"/>
     </w:pPr>
